--- a/templates/WorkCompletionReport_TEMPLATE.docx
+++ b/templates/WorkCompletionReport_TEMPLATE.docx
@@ -247,12 +247,8 @@
             <w:tcW w:w="5242" w:type="dxa"/>
           </w:tcPr>
           <w:p>
-            <w:pPr>
-              <w:rPr/>
-            </w:pPr>
-            <w:r>
-              <w:rPr/>
-              <w:t xml:space="preserve">MR {{ consumer_name }}</w:t>
+            <w:r>
+              <w:t>MR {{ consumer_name }}</w:t>
             </w:r>
           </w:p>
         </w:tc>
@@ -317,7 +313,6 @@
               </w:rPr>
             </w:pPr>
             <w:r>
-              <w:rPr/>
               <w:t>{{ consumer_number }}</w:t>
             </w:r>
           </w:p>
@@ -417,7 +412,6 @@
               </w:rPr>
             </w:pPr>
             <w:r>
-              <w:rPr/>
               <w:t xml:space="preserve">{{ install_address }} </w:t>
             </w:r>
           </w:p>
@@ -560,8 +554,7 @@
               </w:rPr>
             </w:pPr>
             <w:r>
-              <w:rPr/>
-              <w:t xml:space="preserve">Sanction No:{{ sanction_number }}</w:t>
+              <w:t>Sanction No:{{ sanction_number }}</w:t>
             </w:r>
           </w:p>
         </w:tc>
@@ -967,15 +960,7 @@
                 <w:color w:val="000000"/>
                 <w:sz w:val="24"/>
               </w:rPr>
-              <w:t xml:space="preserve">{{ module_make }}</w:t>
-            </w:r>
-            <w:r>
-              <w:rPr>
-                <w:rFonts w:ascii="Roboto" w:hAnsi="Roboto" w:cs="Arial"/>
-                <w:color w:val="000000"/>
-                <w:sz w:val="24"/>
-              </w:rPr>
-              <w:t xml:space="preserve"> </w:t>
+              <w:t xml:space="preserve">{{ module_make }} </w:t>
             </w:r>
           </w:p>
         </w:tc>
@@ -1127,7 +1112,7 @@
                 <w:rFonts w:ascii="Times New Roman"/>
                 <w:sz w:val="24"/>
               </w:rPr>
-              <w:t xml:space="preserve">{{ module_wattage }}</w:t>
+              <w:t>{{ module_wattage }}</w:t>
             </w:r>
           </w:p>
         </w:tc>
@@ -1258,7 +1243,7 @@
               <w:rPr>
                 <w:spacing w:val="-4"/>
               </w:rPr>
-              <w:t>(KWP)</w:t>
+              <w:t>(WP)</w:t>
             </w:r>
           </w:p>
         </w:tc>
@@ -1274,12 +1259,44 @@
                 <w:sz w:val="24"/>
               </w:rPr>
             </w:pPr>
+            <w:proofErr w:type="gramStart"/>
             <w:r>
               <w:rPr>
                 <w:rFonts w:ascii="Times New Roman"/>
                 <w:sz w:val="24"/>
               </w:rPr>
-              <w:t xml:space="preserve">{{ sanctioned_capacity_kw }}KW ({{ module_capacity_watt }} / 1000 = {{ sanctioned_capacity_kw }})</w:t>
+              <w:t xml:space="preserve">{{ </w:t>
+            </w:r>
+            <w:proofErr w:type="spellStart"/>
+            <w:r>
+              <w:rPr>
+                <w:rFonts w:ascii="Times New Roman"/>
+                <w:sz w:val="24"/>
+              </w:rPr>
+              <w:t>module</w:t>
+            </w:r>
+            <w:proofErr w:type="gramEnd"/>
+            <w:r>
+              <w:rPr>
+                <w:rFonts w:ascii="Times New Roman"/>
+                <w:sz w:val="24"/>
+              </w:rPr>
+              <w:t>_capacity_watt</w:t>
+            </w:r>
+            <w:proofErr w:type="spellEnd"/>
+            <w:r>
+              <w:rPr>
+                <w:rFonts w:ascii="Times New Roman"/>
+                <w:sz w:val="24"/>
+              </w:rPr>
+              <w:t xml:space="preserve"> }}</w:t>
+            </w:r>
+            <w:r>
+              <w:rPr>
+                <w:rFonts w:ascii="Times New Roman"/>
+                <w:sz w:val="24"/>
+              </w:rPr>
+              <w:t xml:space="preserve"> Watt</w:t>
             </w:r>
           </w:p>
         </w:tc>
@@ -1549,7 +1566,7 @@
                 <w:rFonts w:ascii="Times New Roman"/>
                 <w:sz w:val="24"/>
               </w:rPr>
-              <w:t xml:space="preserve">{{ inverter_make }}</w:t>
+              <w:t>{{ inverter_make }}</w:t>
             </w:r>
           </w:p>
         </w:tc>
@@ -1776,17 +1793,31 @@
           </w:tcPr>
           <w:p>
             <w:pPr>
-              <w:pStyle w:val="TableParagraph"/>
-              <w:rPr>
-                <w:rFonts w:ascii="Times New Roman"/>
+              <w:rPr>
                 <w:sz w:val="18"/>
               </w:rPr>
             </w:pPr>
-            <w:r>
-              <w:rPr>
-                <w:rFonts w:ascii="Times New Roman"/>
-              </w:rPr>
-              <w:t>{{ sanctioned_capacity_kw }}KW</w:t>
+            <w:proofErr w:type="gramStart"/>
+            <w:r>
+              <w:t xml:space="preserve">{{ </w:t>
+            </w:r>
+            <w:proofErr w:type="spellStart"/>
+            <w:r>
+              <w:t>inverter</w:t>
+            </w:r>
+            <w:proofErr w:type="gramEnd"/>
+            <w:r>
+              <w:t>_capacity_kw</w:t>
+            </w:r>
+            <w:proofErr w:type="spellEnd"/>
+            <w:r>
+              <w:t xml:space="preserve"> }}</w:t>
+            </w:r>
+            <w:r>
+              <w:t xml:space="preserve"> </w:t>
+            </w:r>
+            <w:r>
+              <w:t>KW</w:t>
             </w:r>
           </w:p>
         </w:tc>
@@ -1842,6 +1873,8 @@
                 <w:sz w:val="18"/>
               </w:rPr>
             </w:pPr>
+            <w:bookmarkStart w:id="0" w:name="_GoBack"/>
+            <w:bookmarkEnd w:id="0"/>
           </w:p>
         </w:tc>
       </w:tr>
@@ -2470,8 +2503,54 @@
           <w:b/>
           <w:sz w:val="24"/>
         </w:rPr>
-        <w:t xml:space="preserve">M/S S S PowerTech</w:t>
-      </w:r>
+        <w:t xml:space="preserve">M/S </w:t>
+      </w:r>
+      <w:proofErr w:type="spellStart"/>
+      <w:r>
+        <w:rPr>
+          <w:rFonts w:ascii="Calibri" w:hAnsi="Calibri"/>
+          <w:b/>
+          <w:sz w:val="24"/>
+        </w:rPr>
+        <w:t>S</w:t>
+      </w:r>
+      <w:proofErr w:type="spellEnd"/>
+      <w:r>
+        <w:rPr>
+          <w:rFonts w:ascii="Calibri" w:hAnsi="Calibri"/>
+          <w:b/>
+          <w:sz w:val="24"/>
+        </w:rPr>
+        <w:t xml:space="preserve"> </w:t>
+      </w:r>
+      <w:proofErr w:type="spellStart"/>
+      <w:r>
+        <w:rPr>
+          <w:rFonts w:ascii="Calibri" w:hAnsi="Calibri"/>
+          <w:b/>
+          <w:sz w:val="24"/>
+        </w:rPr>
+        <w:t>S</w:t>
+      </w:r>
+      <w:proofErr w:type="spellEnd"/>
+      <w:r>
+        <w:rPr>
+          <w:rFonts w:ascii="Calibri" w:hAnsi="Calibri"/>
+          <w:b/>
+          <w:sz w:val="24"/>
+        </w:rPr>
+        <w:t xml:space="preserve"> </w:t>
+      </w:r>
+      <w:proofErr w:type="spellStart"/>
+      <w:r>
+        <w:rPr>
+          <w:rFonts w:ascii="Calibri" w:hAnsi="Calibri"/>
+          <w:b/>
+          <w:sz w:val="24"/>
+        </w:rPr>
+        <w:t>PowerTech</w:t>
+      </w:r>
+      <w:proofErr w:type="spellEnd"/>
       <w:r>
         <w:rPr>
           <w:rFonts w:ascii="Calibri" w:hAnsi="Calibri"/>
@@ -2486,8 +2565,23 @@
         <w:t xml:space="preserve">&amp; </w:t>
       </w:r>
       <w:r>
-        <w:rPr/>
-        <w:t xml:space="preserve">MR UMESH DATTATRAY WAKADE</w:t>
+        <w:t xml:space="preserve">MR </w:t>
+      </w:r>
+      <w:proofErr w:type="gramStart"/>
+      <w:r>
+        <w:t xml:space="preserve">{{ </w:t>
+      </w:r>
+      <w:proofErr w:type="spellStart"/>
+      <w:r>
+        <w:t>consumer</w:t>
+      </w:r>
+      <w:proofErr w:type="gramEnd"/>
+      <w:r>
+        <w:t>_name</w:t>
+      </w:r>
+      <w:proofErr w:type="spellEnd"/>
+      <w:r>
+        <w:t xml:space="preserve"> }}</w:t>
       </w:r>
       <w:r>
         <w:t xml:space="preserve"> </w:t>
@@ -2499,7 +2593,6 @@
         <w:t xml:space="preserve">bearing Consumer Number </w:t>
       </w:r>
       <w:r>
-        <w:rPr/>
         <w:t>{{ consumer_number }}</w:t>
       </w:r>
       <w:r>
@@ -2654,8 +2747,6 @@
           <w:spacing w:val="-2"/>
         </w:rPr>
       </w:pPr>
-      <w:bookmarkStart w:id="0" w:name="_GoBack"/>
-      <w:bookmarkEnd w:id="0"/>
     </w:p>
     <w:p>
       <w:pPr>
@@ -2670,6 +2761,60 @@
       </w:pPr>
       <w:r>
         <w:rPr>
+          <w:rFonts w:ascii="Calibri" w:hAnsi="Calibri"/>
+          <w:b/>
+          <w:sz w:val="24"/>
+        </w:rPr>
+        <w:t xml:space="preserve">M/S </w:t>
+      </w:r>
+      <w:proofErr w:type="spellStart"/>
+      <w:r>
+        <w:rPr>
+          <w:rFonts w:ascii="Calibri" w:hAnsi="Calibri"/>
+          <w:b/>
+          <w:sz w:val="24"/>
+        </w:rPr>
+        <w:t>S</w:t>
+      </w:r>
+      <w:proofErr w:type="spellEnd"/>
+      <w:r>
+        <w:rPr>
+          <w:rFonts w:ascii="Calibri" w:hAnsi="Calibri"/>
+          <w:b/>
+          <w:sz w:val="24"/>
+        </w:rPr>
+        <w:t xml:space="preserve"> </w:t>
+      </w:r>
+      <w:proofErr w:type="spellStart"/>
+      <w:r>
+        <w:rPr>
+          <w:rFonts w:ascii="Calibri" w:hAnsi="Calibri"/>
+          <w:b/>
+          <w:sz w:val="24"/>
+        </w:rPr>
+        <w:t>S</w:t>
+      </w:r>
+      <w:proofErr w:type="spellEnd"/>
+      <w:r>
+        <w:rPr>
+          <w:rFonts w:ascii="Calibri" w:hAnsi="Calibri"/>
+          <w:b/>
+          <w:sz w:val="24"/>
+        </w:rPr>
+        <w:t xml:space="preserve"> </w:t>
+      </w:r>
+      <w:proofErr w:type="spellStart"/>
+      <w:r>
+        <w:rPr>
+          <w:rFonts w:ascii="Calibri" w:hAnsi="Calibri"/>
+          <w:b/>
+          <w:sz w:val="24"/>
+        </w:rPr>
+        <w:t>PowerTech</w:t>
+      </w:r>
+      <w:proofErr w:type="spellEnd"/>
+      <w:r>
+        <w:rPr>
           <w:rFonts w:ascii="Calibri"/>
         </w:rPr>
         <w:tab/>
@@ -2688,16 +2833,50 @@
           <w:rFonts w:ascii="Calibri"/>
         </w:rPr>
         <w:tab/>
+      </w:r>
+      <w:r>
+        <w:rPr>
+          <w:rFonts w:ascii="Calibri"/>
+        </w:rPr>
         <w:tab/>
+      </w:r>
+      <w:r>
+        <w:rPr>
+          <w:rFonts w:ascii="Calibri"/>
+        </w:rPr>
         <w:tab/>
+      </w:r>
+      <w:r>
+        <w:rPr>
+          <w:rFonts w:ascii="Calibri"/>
+        </w:rPr>
         <w:tab/>
+      </w:r>
+      <w:r>
+        <w:rPr>
+          <w:rFonts w:ascii="Calibri"/>
+        </w:rPr>
         <w:tab/>
+      </w:r>
+      <w:r>
+        <w:rPr>
+          <w:rFonts w:ascii="Calibri"/>
+        </w:rPr>
         <w:tab/>
+      </w:r>
+      <w:r>
+        <w:rPr>
+          <w:rFonts w:ascii="Calibri"/>
+        </w:rPr>
         <w:tab/>
+      </w:r>
+      <w:r>
+        <w:rPr>
+          <w:rFonts w:ascii="Calibri"/>
+        </w:rPr>
         <w:tab/>
       </w:r>
       <w:r>
-        <w:rPr/>
         <w:t>MR {{ consumer_name }}</w:t>
       </w:r>
     </w:p>

--- a/templates/WorkCompletionReport_TEMPLATE.docx
+++ b/templates/WorkCompletionReport_TEMPLATE.docx
@@ -1112,7 +1112,7 @@
                 <w:rFonts w:ascii="Times New Roman"/>
                 <w:sz w:val="24"/>
               </w:rPr>
-              <w:t>{{ module_wattage }}</w:t>
+              <w:t>{{ module_wattage }} WP</w:t>
             </w:r>
           </w:p>
         </w:tc>

--- a/templates/WorkCompletionReport_TEMPLATE.docx
+++ b/templates/WorkCompletionReport_TEMPLATE.docx
@@ -1112,7 +1112,7 @@
                 <w:rFonts w:ascii="Times New Roman"/>
                 <w:sz w:val="24"/>
               </w:rPr>
-              <w:t>{{ module_wattage }} WP</w:t>
+              <w:t>{{ module_wattage }}</w:t>
             </w:r>
           </w:p>
         </w:tc>
